--- a/112111117_林佳慧.docx
+++ b/112111117_林佳慧.docx
@@ -184,7 +184,6 @@
           </w:r>
         </w:sdtContent>
       </w:sdt>
-      <w:proofErr w:type="gramStart"/>
       <w:r>
         <w:rPr>
           <w:rFonts w:eastAsia="標楷體"/>
@@ -196,7 +195,6 @@
         </w:rPr>
         <w:t>—</w:t>
       </w:r>
-      <w:proofErr w:type="gramEnd"/>
       <w:sdt>
         <w:sdtPr>
           <w:rPr>
@@ -309,7 +307,6 @@
         </w:sdtPr>
         <w:sdtEndPr/>
         <w:sdtContent>
-          <w:proofErr w:type="gramStart"/>
           <w:r>
             <w:rPr>
               <w:rFonts w:eastAsia="標楷體" w:cs="Gungsuh"/>
@@ -321,7 +318,6 @@
             </w:rPr>
             <w:t>—</w:t>
           </w:r>
-          <w:proofErr w:type="gramEnd"/>
           <w:r>
             <w:rPr>
               <w:rFonts w:eastAsia="標楷體" w:hAnsi="Gungsuh" w:cs="Gungsuh"/>
@@ -522,23 +518,7 @@
               <w:rFonts w:eastAsia="標楷體" w:hAnsi="Gungsuh" w:cs="Gungsuh"/>
               <w:color w:val="000000"/>
             </w:rPr>
-            <w:t>因宋朝皇帝</w:t>
-          </w:r>
-          <w:proofErr w:type="gramStart"/>
-          <w:r>
-            <w:rPr>
-              <w:rFonts w:eastAsia="標楷體" w:hAnsi="Gungsuh" w:cs="Gungsuh"/>
-              <w:color w:val="000000"/>
-            </w:rPr>
-            <w:t>的主姓為</w:t>
-          </w:r>
-          <w:proofErr w:type="gramEnd"/>
-          <w:r>
-            <w:rPr>
-              <w:rFonts w:eastAsia="標楷體" w:hAnsi="Gungsuh" w:cs="Gungsuh"/>
-              <w:color w:val="000000"/>
-            </w:rPr>
-            <w:t>趙氏，故為「尊國姓」而以趙氏居首</w:t>
+            <w:t>因宋朝皇帝的主姓為趙氏，故為「尊國姓」而以趙氏居首</w:t>
           </w:r>
           <w:r>
             <w:rPr>
@@ -631,21 +611,7 @@
             <w:rPr>
               <w:rFonts w:eastAsia="標楷體" w:hAnsi="Gungsuh" w:cs="Gungsuh"/>
             </w:rPr>
-            <w:t>的人口，也是移民最豐富的省分，更帶動了經濟復甦和文化融合，讓中國南部成為主要糧食出口地段，並且才有風靡於現今的川劇和中國行政區域的更動。本論文先概述《百家姓》的文獻背景，再</w:t>
-          </w:r>
-          <w:proofErr w:type="gramStart"/>
-          <w:r>
-            <w:rPr>
-              <w:rFonts w:eastAsia="標楷體" w:hAnsi="Gungsuh" w:cs="Gungsuh"/>
-            </w:rPr>
-            <w:t>釐清閩</w:t>
-          </w:r>
-          <w:proofErr w:type="gramEnd"/>
-          <w:r>
-            <w:rPr>
-              <w:rFonts w:eastAsia="標楷體" w:hAnsi="Gungsuh" w:cs="Gungsuh"/>
-            </w:rPr>
-            <w:t>浙移民在截然不同的時空演變，至終使用</w:t>
+            <w:t>的人口，也是移民最豐富的省分，更帶動了經濟復甦和文化融合，讓中國南部成為主要糧食出口地段，並且才有風靡於現今的川劇和中國行政區域的更動。本論文先概述《百家姓》的文獻背景，再釐清閩浙移民在截然不同的時空演變，至終使用</w:t>
           </w:r>
           <w:r>
             <w:rPr>
@@ -811,21 +777,7 @@
             <w:rPr>
               <w:rFonts w:eastAsia="標楷體" w:hAnsi="Gungsuh" w:cs="Gungsuh"/>
             </w:rPr>
-            <w:t>攝影。姓氏與人口地理學密不可分，尤其是罕見姓氏（如苗栗客家的「</w:t>
-          </w:r>
-          <w:proofErr w:type="gramStart"/>
-          <w:r>
-            <w:rPr>
-              <w:rFonts w:eastAsia="標楷體" w:hAnsi="Gungsuh" w:cs="Gungsuh"/>
-            </w:rPr>
-            <w:t>芮</w:t>
-          </w:r>
-          <w:proofErr w:type="gramEnd"/>
-          <w:r>
-            <w:rPr>
-              <w:rFonts w:eastAsia="標楷體" w:hAnsi="Gungsuh" w:cs="Gungsuh"/>
-            </w:rPr>
-            <w:t>」、台中的「尤」、台南的「段」）具有強烈的地域性，碩果僅存於特定省份；而常見姓氏則因為政治歷史因素導致人口擴張，多移民，分布於整個地域。</w:t>
+            <w:t>攝影。姓氏與人口地理學密不可分，尤其是罕見姓氏（如苗栗客家的「芮」、台中的「尤」、台南的「段」）具有強烈的地域性，碩果僅存於特定省份；而常見姓氏則因為政治歷史因素導致人口擴張，多移民，分布於整個地域。</w:t>
           </w:r>
           <w:r>
             <w:rPr>
@@ -839,7 +791,6 @@
             </w:rPr>
             <w:t>如台灣大姓「張」於雲林和台中分布最廣，與清代時期的閩南、客家移民有關。</w:t>
           </w:r>
-          <w:proofErr w:type="gramStart"/>
           <w:r>
             <w:rPr>
               <w:rFonts w:eastAsia="標楷體" w:cs="Gungsuh"/>
@@ -850,14 +801,7 @@
             <w:rPr>
               <w:rFonts w:eastAsia="標楷體" w:hAnsi="Gungsuh" w:cs="Gungsuh"/>
             </w:rPr>
-            <w:t>附帶一提</w:t>
-          </w:r>
-          <w:proofErr w:type="gramEnd"/>
-          <w:r>
-            <w:rPr>
-              <w:rFonts w:eastAsia="標楷體" w:hAnsi="Gungsuh" w:cs="Gungsuh"/>
-            </w:rPr>
-            <w:t>，由葛健雄出版的《中國人口史》，內容以族群遷徙為主軸，查閱歷史數據勾勒出南宋晚期的人口數據，但他強調「量化姓氏不是唯一的目標」，因為片面追求數據實有時會偏離真實的道理。經調查，葛健雄的姓氏人口說明準確率，使得習慣性不攻自破，因為中國大陸人口歷年來大起大落，但葛健雄透過細膩的數據，認為人口暴跌確實存在、但人口激增是幻象，因為較長的時間人口持續增長起來，最終累計宛如恆河沙數。中國大陸面臨少子化及高齡化之議題，他強調要減緩人口的增加幅度不能只是一胎化政策，要解除經濟壓力還需把道德倫理和家庭習俗納入考量，因此要設計一套政策時，應全面考量中國的資源和社會結構。</w:t>
+            <w:t>附帶一提，由葛健雄出版的《中國人口史》，內容以族群遷徙為主軸，查閱歷史數據勾勒出南宋晚期的人口數據，但他強調「量化姓氏不是唯一的目標」，因為片面追求數據實有時會偏離真實的道理。經調查，葛健雄的姓氏人口說明準確率，使得習慣性不攻自破，因為中國大陸人口歷年來大起大落，但葛健雄透過細膩的數據，認為人口暴跌確實存在、但人口激增是幻象，因為較長的時間人口持續增長起來，最終累計宛如恆河沙數。中國大陸面臨少子化及高齡化之議題，他強調要減緩人口的增加幅度不能只是一胎化政策，要解除經濟壓力還需把道德倫理和家庭習俗納入考量，因此要設計一套政策時，應全面考量中國的資源和社會結構。</w:t>
           </w:r>
         </w:sdtContent>
       </w:sdt>
@@ -971,21 +915,7 @@
             <w:rPr>
               <w:rFonts w:eastAsia="標楷體" w:hAnsi="Gungsuh" w:cs="Gungsuh"/>
             </w:rPr>
-            <w:t>染色體</w:t>
-          </w:r>
-          <w:proofErr w:type="gramStart"/>
-          <w:r>
-            <w:rPr>
-              <w:rFonts w:eastAsia="標楷體" w:hAnsi="Gungsuh" w:cs="Gungsuh"/>
-            </w:rPr>
-            <w:t>遵照著</w:t>
-          </w:r>
-          <w:proofErr w:type="gramEnd"/>
-          <w:r>
-            <w:rPr>
-              <w:rFonts w:eastAsia="標楷體" w:hAnsi="Gungsuh" w:cs="Gungsuh"/>
-            </w:rPr>
-            <w:t>相同的垂直傳遞模式。且</w:t>
+            <w:t>染色體遵照著相同的垂直傳遞模式。且</w:t>
           </w:r>
           <w:r>
             <w:rPr>
@@ -1021,21 +951,7 @@
             <w:rPr>
               <w:rFonts w:eastAsia="標楷體" w:hAnsi="Gungsuh" w:cs="Gungsuh"/>
             </w:rPr>
-            <w:t>染色體基因型，成功描繪出姓氏人口遷移路線、推估歷史人物的遺傳結構。另一方面，在英國，</w:t>
-          </w:r>
-          <w:proofErr w:type="gramStart"/>
-          <w:r>
-            <w:rPr>
-              <w:rFonts w:eastAsia="標楷體" w:hAnsi="Gungsuh" w:cs="Gungsuh"/>
-            </w:rPr>
-            <w:t>萊</w:t>
-          </w:r>
-          <w:proofErr w:type="gramEnd"/>
-          <w:r>
-            <w:rPr>
-              <w:rFonts w:eastAsia="標楷體" w:hAnsi="Gungsuh" w:cs="Gungsuh"/>
-            </w:rPr>
-            <w:t>斯特大學也曾經比對罕見姓氏與</w:t>
+            <w:t>染色體基因型，成功描繪出姓氏人口遷移路線、推估歷史人物的遺傳結構。另一方面，在英國，萊斯特大學也曾經比對罕見姓氏與</w:t>
           </w:r>
           <w:r>
             <w:rPr>
@@ -1047,35 +963,7 @@
             <w:rPr>
               <w:rFonts w:eastAsia="標楷體" w:hAnsi="Gungsuh" w:cs="Gungsuh"/>
             </w:rPr>
-            <w:t>染色體，進行族群歷史與法醫學研究。若稍微撇開不論父系遺傳學，姓氏是血緣的符號，非單純的生物學編碼結構，收養改姓都會造成一個姓氏的父系血緣暫時中斷與基因的連結。關於個個國家的研究觀點，兩個同一</w:t>
-          </w:r>
-          <w:proofErr w:type="gramStart"/>
-          <w:r>
-            <w:rPr>
-              <w:rFonts w:eastAsia="標楷體" w:hAnsi="Gungsuh" w:cs="Gungsuh"/>
-            </w:rPr>
-            <w:t>個</w:t>
-          </w:r>
-          <w:proofErr w:type="gramEnd"/>
-          <w:r>
-            <w:rPr>
-              <w:rFonts w:eastAsia="標楷體" w:hAnsi="Gungsuh" w:cs="Gungsuh"/>
-            </w:rPr>
-            <w:t>罕見姓氏的人，較高機率有同一</w:t>
-          </w:r>
-          <w:proofErr w:type="gramStart"/>
-          <w:r>
-            <w:rPr>
-              <w:rFonts w:eastAsia="標楷體" w:hAnsi="Gungsuh" w:cs="Gungsuh"/>
-            </w:rPr>
-            <w:t>個</w:t>
-          </w:r>
-          <w:proofErr w:type="gramEnd"/>
-          <w:r>
-            <w:rPr>
-              <w:rFonts w:eastAsia="標楷體" w:hAnsi="Gungsuh" w:cs="Gungsuh"/>
-            </w:rPr>
-            <w:t>近代祖先；但常見姓氏擁有豐富的起源，內部遺傳結構較特殊。</w:t>
+            <w:t>染色體，進行族群歷史與法醫學研究。若稍微撇開不論父系遺傳學，姓氏是血緣的符號，非單純的生物學編碼結構，收養改姓都會造成一個姓氏的父系血緣暫時中斷與基因的連結。關於個個國家的研究觀點，兩個同一個罕見姓氏的人，較高機率有同一個近代祖先；但常見姓氏擁有豐富的起源，內部遺傳結構較特殊。</w:t>
           </w:r>
         </w:sdtContent>
       </w:sdt>
@@ -1159,91 +1047,7 @@
             <w:rPr>
               <w:rFonts w:eastAsia="標楷體" w:hAnsi="Gungsuh" w:cs="Gungsuh"/>
             </w:rPr>
-            <w:t>中國大陸的早期社會因母系社會</w:t>
-          </w:r>
-          <w:proofErr w:type="gramStart"/>
-          <w:r>
-            <w:rPr>
-              <w:rFonts w:eastAsia="標楷體" w:hAnsi="Gungsuh" w:cs="Gungsuh"/>
-            </w:rPr>
-            <w:t>普及，</w:t>
-          </w:r>
-          <w:proofErr w:type="gramEnd"/>
-          <w:r>
-            <w:rPr>
-              <w:rFonts w:eastAsia="標楷體" w:hAnsi="Gungsuh" w:cs="Gungsuh"/>
-            </w:rPr>
-            <w:t>所以上古八大「姓」都以「女」部為主，包括姬、</w:t>
-          </w:r>
-          <w:proofErr w:type="gramStart"/>
-          <w:r>
-            <w:rPr>
-              <w:rFonts w:eastAsia="標楷體" w:hAnsi="Gungsuh" w:cs="Gungsuh"/>
-            </w:rPr>
-            <w:t>姜</w:t>
-          </w:r>
-          <w:proofErr w:type="gramEnd"/>
-          <w:r>
-            <w:rPr>
-              <w:rFonts w:eastAsia="標楷體" w:hAnsi="Gungsuh" w:cs="Gungsuh"/>
-            </w:rPr>
-            <w:t>和</w:t>
-          </w:r>
-          <w:proofErr w:type="gramStart"/>
-          <w:r>
-            <w:rPr>
-              <w:rFonts w:eastAsia="標楷體" w:hAnsi="Gungsuh" w:cs="Gungsuh"/>
-            </w:rPr>
-            <w:t>嬴</w:t>
-          </w:r>
-          <w:proofErr w:type="gramEnd"/>
-          <w:r>
-            <w:rPr>
-              <w:rFonts w:eastAsia="標楷體" w:hAnsi="Gungsuh" w:cs="Gungsuh"/>
-            </w:rPr>
-            <w:t>。也象徵區分血緣、實行</w:t>
-          </w:r>
-          <w:proofErr w:type="gramStart"/>
-          <w:r>
-            <w:rPr>
-              <w:rFonts w:eastAsia="標楷體" w:hAnsi="Gungsuh" w:cs="Gungsuh"/>
-            </w:rPr>
-            <w:t>足外婚以</w:t>
-          </w:r>
-          <w:proofErr w:type="gramEnd"/>
-          <w:r>
-            <w:rPr>
-              <w:rFonts w:eastAsia="標楷體" w:hAnsi="Gungsuh" w:cs="Gungsuh"/>
-            </w:rPr>
-            <w:t>優生學。而「氏」是人口繁衍過後，為了</w:t>
-          </w:r>
-          <w:proofErr w:type="gramStart"/>
-          <w:r>
-            <w:rPr>
-              <w:rFonts w:eastAsia="標楷體" w:hAnsi="Gungsuh" w:cs="Gungsuh"/>
-            </w:rPr>
-            <w:t>區分姓</w:t>
-          </w:r>
-          <w:proofErr w:type="gramEnd"/>
-          <w:r>
-            <w:rPr>
-              <w:rFonts w:eastAsia="標楷體" w:hAnsi="Gungsuh" w:cs="Gungsuh"/>
-            </w:rPr>
-            <w:t>的分支而產生的稱號。且以封國、居住地或官職名字為主。</w:t>
-          </w:r>
-          <w:proofErr w:type="gramStart"/>
-          <w:r>
-            <w:rPr>
-              <w:rFonts w:eastAsia="標楷體" w:hAnsi="Gungsuh" w:cs="Gungsuh"/>
-            </w:rPr>
-            <w:t>秦漢後</w:t>
-          </w:r>
-          <w:proofErr w:type="gramEnd"/>
-          <w:r>
-            <w:rPr>
-              <w:rFonts w:eastAsia="標楷體" w:hAnsi="Gungsuh" w:cs="Gungsuh"/>
-            </w:rPr>
-            <w:t>，「姓」與「氏」已合而為一。世界各地的姓氏來源都有「類型」方面的癖好，諸如日本姓氏喜歡用地形（田、山、地之類的漢字）來命名；歐美姓氏則偏重於職業名稱或父名。</w:t>
+            <w:t>中國大陸的早期社會因母系社會普及，所以上古八大「姓」都以「女」部為主，包括姬、姜和嬴。也象徵區分血緣、實行足外婚以優生學。而「氏」是人口繁衍過後，為了區分姓的分支而產生的稱號。且以封國、居住地或官職名字為主。秦漢後，「姓」與「氏」已合而為一。世界各地的姓氏來源都有「類型」方面的癖好，諸如日本姓氏喜歡用地形（田、山、地之類的漢字）來命名；歐美姓氏則偏重於職業名稱或父名。</w:t>
           </w:r>
           <w:r>
             <w:rPr>
@@ -1342,25 +1146,14 @@
         </w:sdtPr>
         <w:sdtEndPr/>
         <w:sdtContent>
-          <w:proofErr w:type="spellStart"/>
-          <w:r>
-            <w:rPr>
-              <w:rFonts w:eastAsia="標楷體" w:cs="Gungsuh"/>
+          <w:r>
+            <w:rPr>
+              <w:rFonts w:eastAsia="標楷體" w:cs="Gungsuh" w:hint="eastAsia"/>
               <w:i/>
               <w:iCs/>
               <w:color w:val="000000"/>
             </w:rPr>
-            <w:t>Xx</w:t>
-          </w:r>
-          <w:proofErr w:type="spellEnd"/>
-          <w:r>
-            <w:rPr>
-              <w:rFonts w:eastAsia="標楷體" w:hAnsi="Gungsuh" w:cs="Gungsuh"/>
-              <w:i/>
-              <w:iCs/>
-              <w:color w:val="000000"/>
-            </w:rPr>
-            <w:t>方法</w:t>
+            <w:t>關於「陳」與「林」為何成為大宗的主因</w:t>
           </w:r>
         </w:sdtContent>
       </w:sdt>
@@ -1455,21 +1248,7 @@
             <w:rPr>
               <w:rFonts w:eastAsia="標楷體" w:hAnsi="Gungsuh" w:cs="Gungsuh"/>
             </w:rPr>
-            <w:t>位於中國東南部的浙江省，因政治動亂而導致人口銳減。且曾受「江西填湖廣」之影響，讓政府採取墾荒政策，將人口稠密的江西遷移到湖廣，使得中國</w:t>
-          </w:r>
-          <w:proofErr w:type="gramStart"/>
-          <w:r>
-            <w:rPr>
-              <w:rFonts w:eastAsia="標楷體" w:hAnsi="Gungsuh" w:cs="Gungsuh"/>
-            </w:rPr>
-            <w:t>三</w:t>
-          </w:r>
-          <w:proofErr w:type="gramEnd"/>
-          <w:r>
-            <w:rPr>
-              <w:rFonts w:eastAsia="標楷體" w:hAnsi="Gungsuh" w:cs="Gungsuh"/>
-            </w:rPr>
-            <w:t>大姓（陳、林、王）的人口比重穩定。而且在明清時期浙江和福建非常流行「假冒祖先」現象</w:t>
+            <w:t>位於中國東南部的浙江省，因政治動亂而導致人口銳減。且曾受「江西填湖廣」之影響，讓政府採取墾荒政策，將人口稠密的江西遷移到湖廣，使得中國三大姓（陳、林、王）的人口比重穩定。而且在明清時期浙江和福建非常流行「假冒祖先」現象</w:t>
           </w:r>
           <w:r>
             <w:rPr>
@@ -1481,23 +1260,8 @@
             <w:rPr>
               <w:rFonts w:eastAsia="標楷體" w:hAnsi="Gungsuh" w:cs="Gungsuh"/>
             </w:rPr>
-            <w:t>就像現代人</w:t>
-          </w:r>
-          <w:proofErr w:type="gramStart"/>
-          <w:r>
-            <w:rPr>
-              <w:rFonts w:eastAsia="標楷體" w:hAnsi="Gungsuh" w:cs="Gungsuh"/>
-            </w:rPr>
-            <w:t>點餐訂位</w:t>
-          </w:r>
-          <w:proofErr w:type="gramEnd"/>
-          <w:r>
-            <w:rPr>
-              <w:rFonts w:eastAsia="標楷體" w:hAnsi="Gungsuh" w:cs="Gungsuh"/>
-            </w:rPr>
-            <w:t>時，尤其是針對姓氏字義比較難解釋的人，都會直接謊報成「陳」或「林」等一樣。</w:t>
-          </w:r>
-          <w:proofErr w:type="gramStart"/>
+            <w:t>就像現代人點餐訂位時，尤其是針對姓氏字義比較難解釋的人，都會直接謊報成「陳」或「林」等一樣。</w:t>
+          </w:r>
           <w:r>
             <w:rPr>
               <w:rFonts w:eastAsia="標楷體" w:cs="Gungsuh"/>
@@ -1508,14 +1272,7 @@
             <w:rPr>
               <w:rFonts w:eastAsia="標楷體" w:hAnsi="Gungsuh" w:cs="Gungsuh"/>
             </w:rPr>
-            <w:t>，</w:t>
-          </w:r>
-          <w:proofErr w:type="gramEnd"/>
-          <w:r>
-            <w:rPr>
-              <w:rFonts w:eastAsia="標楷體" w:hAnsi="Gungsuh" w:cs="Gungsuh"/>
-            </w:rPr>
-            <w:t>一些從外地來的罕見姓氏移民當時還是人口弱勢族群，且為了不受不公平對待，決定歸宗到中國的千萬人口大姓「陳」和「林」，並改此姓。至於這些常見姓氏的人口為何穩拿冠軍的寶座</w:t>
+            <w:t>，一些從外地來的罕見姓氏移民當時還是人口弱勢族群，且為了不受不公平對待，決定歸宗到中國的千萬人口大姓「陳」和「林」，並改此姓。至於這些常見姓氏的人口為何穩拿冠軍的寶座</w:t>
           </w:r>
           <w:r>
             <w:rPr>
@@ -1931,35 +1688,7 @@
             <w:rPr>
               <w:rFonts w:eastAsia="標楷體" w:hAnsi="Gungsuh" w:cs="Gungsuh"/>
             </w:rPr>
-            <w:t>福建地形多山、平原狹窄，當人口</w:t>
-          </w:r>
-          <w:proofErr w:type="gramStart"/>
-          <w:r>
-            <w:rPr>
-              <w:rFonts w:eastAsia="標楷體" w:hAnsi="Gungsuh" w:cs="Gungsuh"/>
-            </w:rPr>
-            <w:t>飆</w:t>
-          </w:r>
-          <w:proofErr w:type="gramEnd"/>
-          <w:r>
-            <w:rPr>
-              <w:rFonts w:eastAsia="標楷體" w:hAnsi="Gungsuh" w:cs="Gungsuh"/>
-            </w:rPr>
-            <w:t>升時，面積有限的耕地無法負荷，導致人口、土地矛盾式尖銳。明清時期，福建的居民為了尋求更優渥的空間，而大幅移民台灣省。主因除了福建省是離台灣最近的中國大陸省分，耕地稀疏就形成了移民的動力來源。中國有句知名俗諺「陳林半天下，</w:t>
-          </w:r>
-          <w:proofErr w:type="gramStart"/>
-          <w:r>
-            <w:rPr>
-              <w:rFonts w:eastAsia="標楷體" w:hAnsi="Gungsuh" w:cs="Gungsuh"/>
-            </w:rPr>
-            <w:t>黃鄭排</w:t>
-          </w:r>
-          <w:proofErr w:type="gramEnd"/>
-          <w:r>
-            <w:rPr>
-              <w:rFonts w:eastAsia="標楷體" w:hAnsi="Gungsuh" w:cs="Gungsuh"/>
-            </w:rPr>
-            <w:t>滿街」，的確反映了福建人口骨架中常見姓氏的壓倒性優勢。並非自然現象，而是與政治因素息息相關。</w:t>
+            <w:t>福建地形多山、平原狹窄，當人口飆升時，面積有限的耕地無法負荷，導致人口、土地矛盾式尖銳。明清時期，福建的居民為了尋求更優渥的空間，而大幅移民台灣省。主因除了福建省是離台灣最近的中國大陸省分，耕地稀疏就形成了移民的動力來源。中國有句知名俗諺「陳林半天下，黃鄭排滿街」，的確反映了福建人口骨架中常見姓氏的壓倒性優勢。並非自然現象，而是與政治因素息息相關。</w:t>
           </w:r>
         </w:sdtContent>
       </w:sdt>
@@ -2007,49 +1736,7 @@
             <w:rPr>
               <w:rFonts w:eastAsia="標楷體" w:hAnsi="Gungsuh" w:cs="Gungsuh"/>
             </w:rPr>
-            <w:t>年「朝代命」。來自西晉的貴族就南渡逃難到蘇州，形成衣冠南渡。之後林氏、黃氏、陳氏、鄭氏、詹氏、邱氏、何氏和胡氏移民到福建省，紮根繁衍於此，成為福建人口最豐富的姓氏。</w:t>
-          </w:r>
-          <w:proofErr w:type="gramStart"/>
-          <w:r>
-            <w:rPr>
-              <w:rFonts w:eastAsia="標楷體" w:hAnsi="Gungsuh" w:cs="Gungsuh"/>
-            </w:rPr>
-            <w:t>這種稱之</w:t>
-          </w:r>
-          <w:proofErr w:type="gramEnd"/>
-          <w:r>
-            <w:rPr>
-              <w:rFonts w:eastAsia="標楷體" w:hAnsi="Gungsuh" w:cs="Gungsuh"/>
-            </w:rPr>
-            <w:t>為「八</w:t>
-          </w:r>
-          <w:proofErr w:type="gramStart"/>
-          <w:r>
-            <w:rPr>
-              <w:rFonts w:eastAsia="標楷體" w:hAnsi="Gungsuh" w:cs="Gungsuh"/>
-            </w:rPr>
-            <w:t>姓入閩</w:t>
-          </w:r>
-          <w:proofErr w:type="gramEnd"/>
-          <w:r>
-            <w:rPr>
-              <w:rFonts w:eastAsia="標楷體" w:hAnsi="Gungsuh" w:cs="Gungsuh"/>
-            </w:rPr>
-            <w:t>」的現象，</w:t>
-          </w:r>
-          <w:proofErr w:type="gramStart"/>
-          <w:r>
-            <w:rPr>
-              <w:rFonts w:eastAsia="標楷體" w:hAnsi="Gungsuh" w:cs="Gungsuh"/>
-            </w:rPr>
-            <w:t>全盛期非僅只</w:t>
-          </w:r>
-          <w:proofErr w:type="gramEnd"/>
-          <w:r>
-            <w:rPr>
-              <w:rFonts w:eastAsia="標楷體" w:hAnsi="Gungsuh" w:cs="Gungsuh"/>
-            </w:rPr>
-            <w:t>永嘉之亂，此前的東漢、西漢年間乃至於唐代末年期時都充斥者大量的中原人入境福建省。</w:t>
+            <w:t>年「朝代命」。來自西晉的貴族就南渡逃難到蘇州，形成衣冠南渡。之後林氏、黃氏、陳氏、鄭氏、詹氏、邱氏、何氏和胡氏移民到福建省，紮根繁衍於此，成為福建人口最豐富的姓氏。這種稱之為「八姓入閩」的現象，全盛期非僅只永嘉之亂，此前的東漢、西漢年間乃至於唐代末年期時都充斥者大量的中原人入境福建省。</w:t>
           </w:r>
         </w:sdtContent>
       </w:sdt>
@@ -2319,35 +2006,7 @@
             <w:rPr>
               <w:rFonts w:eastAsia="標楷體" w:hAnsi="Gungsuh" w:cs="Gungsuh"/>
             </w:rPr>
-            <w:t>說明星狀架構：以「百家姓事實表」為核心，去關聯「地理</w:t>
-          </w:r>
-          <w:proofErr w:type="gramStart"/>
-          <w:r>
-            <w:rPr>
-              <w:rFonts w:eastAsia="標楷體" w:hAnsi="Gungsuh" w:cs="Gungsuh"/>
-            </w:rPr>
-            <w:t>維度表</w:t>
-          </w:r>
-          <w:proofErr w:type="gramEnd"/>
-          <w:r>
-            <w:rPr>
-              <w:rFonts w:eastAsia="標楷體" w:hAnsi="Gungsuh" w:cs="Gungsuh"/>
-            </w:rPr>
-            <w:t>」和「時間</w:t>
-          </w:r>
-          <w:proofErr w:type="gramStart"/>
-          <w:r>
-            <w:rPr>
-              <w:rFonts w:eastAsia="標楷體" w:hAnsi="Gungsuh" w:cs="Gungsuh"/>
-            </w:rPr>
-            <w:t>維度表</w:t>
-          </w:r>
-          <w:proofErr w:type="gramEnd"/>
-          <w:r>
-            <w:rPr>
-              <w:rFonts w:eastAsia="標楷體" w:hAnsi="Gungsuh" w:cs="Gungsuh"/>
-            </w:rPr>
-            <w:t>」，並透過</w:t>
+            <w:t>說明星狀架構：以「百家姓事實表」為核心，去關聯「地理維度表」和「時間維度表」，並透過</w:t>
           </w:r>
           <w:r>
             <w:rPr>
@@ -2473,7 +2132,6 @@
             </w:rPr>
             <w:t>取《百家姓》</w:t>
           </w:r>
-          <w:proofErr w:type="gramStart"/>
           <w:r>
             <w:rPr>
               <w:rFonts w:eastAsia="標楷體" w:cs="Gungsuh"/>
@@ -2486,7 +2144,6 @@
             </w:rPr>
             <w:t>餘個姓裡抽取</w:t>
           </w:r>
-          <w:proofErr w:type="gramEnd"/>
           <w:r>
             <w:rPr>
               <w:rFonts w:eastAsia="標楷體" w:cs="Gungsuh"/>
@@ -2529,7 +2186,7 @@
             <w:pStyle w:val="10"/>
             <w:jc w:val="both"/>
             <w:rPr>
-              <w:rFonts w:eastAsia="標楷體" w:cs="Gungsuh" w:hint="eastAsia"/>
+              <w:rFonts w:eastAsia="標楷體" w:cs="Gungsuh"/>
             </w:rPr>
           </w:pPr>
           <w:r>
@@ -2542,59 +2199,37 @@
             <w:rPr>
               <w:rFonts w:eastAsia="標楷體" w:hint="eastAsia"/>
             </w:rPr>
-            <w:t>深藍色部分為陳、林、黃代表了東南沿海宗族在明清時期和現代的繁衍優勢。</w:t>
-          </w:r>
-          <w:proofErr w:type="gramStart"/>
+            <w:t>深藍色部分為陳、林、黃代表了東南沿海宗族在明清時期和現代的繁衍優勢。再者，</w:t>
+          </w:r>
           <w:r>
             <w:rPr>
               <w:rFonts w:eastAsia="標楷體" w:hint="eastAsia"/>
             </w:rPr>
-            <w:t>再者，</w:t>
-          </w:r>
-          <w:proofErr w:type="gramEnd"/>
+            <w:t>「錢」的部分</w:t>
+          </w:r>
           <w:r>
             <w:rPr>
               <w:rFonts w:eastAsia="標楷體" w:hint="eastAsia"/>
             </w:rPr>
-            <w:t>「錢」的部分</w:t>
+            <w:t>下滑的最劇烈，宋代時期楊家將、常見姓氏光環顯著，但明朝過後總人口占比被南方崛起的姓氏稀釋，現代排名已跌出</w:t>
           </w:r>
           <w:r>
             <w:rPr>
               <w:rFonts w:eastAsia="標楷體" w:hint="eastAsia"/>
             </w:rPr>
-            <w:t>下滑的最劇烈，宋代時期楊家將、常見姓氏光環顯著，但明朝過後總人口占比被南方崛起的姓氏稀釋，現代排名已跌出</w:t>
+            <w:t>100</w:t>
           </w:r>
           <w:r>
             <w:rPr>
               <w:rFonts w:eastAsia="標楷體" w:hint="eastAsia"/>
             </w:rPr>
-            <w:t>100</w:t>
+            <w:t>名之外；孫氏</w:t>
           </w:r>
           <w:r>
             <w:rPr>
               <w:rFonts w:eastAsia="標楷體" w:hint="eastAsia"/>
             </w:rPr>
-            <w:t>名之外；孫氏</w:t>
-          </w:r>
-          <w:r>
-            <w:rPr>
-              <w:rFonts w:eastAsia="標楷體" w:hint="eastAsia"/>
-            </w:rPr>
-            <w:t>屬於北方傳統之大姓氏，在經理宋元明清的衣冠</w:t>
-          </w:r>
-          <w:proofErr w:type="gramStart"/>
-          <w:r>
-            <w:rPr>
-              <w:rFonts w:eastAsia="標楷體" w:hint="eastAsia"/>
-            </w:rPr>
-            <w:t>南渡後人口</w:t>
-          </w:r>
-          <w:proofErr w:type="gramEnd"/>
-          <w:r>
-            <w:rPr>
-              <w:rFonts w:eastAsia="標楷體" w:hint="eastAsia"/>
-            </w:rPr>
-            <w:t>重組，在總人口名次產生相對後退的現象。</w:t>
+            <w:t>屬於北方傳統之大姓氏，在經理宋元明清的衣冠南渡後人口重組，在總人口名次產生相對後退的現象。</w:t>
           </w:r>
         </w:p>
         <w:p>
@@ -2769,7 +2404,7 @@
             <w:pStyle w:val="10"/>
             <w:jc w:val="both"/>
             <w:rPr>
-              <w:rFonts w:eastAsia="標楷體" w:cs="Gungsuh" w:hint="eastAsia"/>
+              <w:rFonts w:eastAsia="標楷體" w:cs="Gungsuh"/>
             </w:rPr>
           </w:pPr>
           <w:r>
@@ -3165,21 +2800,7 @@
             <w:rPr>
               <w:rFonts w:eastAsia="標楷體" w:hAnsi="Gungsuh" w:cs="Gungsuh" w:hint="eastAsia"/>
             </w:rPr>
-            <w:t>依據群</w:t>
-          </w:r>
-          <w:proofErr w:type="gramStart"/>
-          <w:r>
-            <w:rPr>
-              <w:rFonts w:eastAsia="標楷體" w:hAnsi="Gungsuh" w:cs="Gungsuh" w:hint="eastAsia"/>
-            </w:rPr>
-            <w:t>組圖表</w:t>
-          </w:r>
-          <w:proofErr w:type="gramEnd"/>
-          <w:r>
-            <w:rPr>
-              <w:rFonts w:eastAsia="標楷體" w:hAnsi="Gungsuh" w:cs="Gungsuh" w:hint="eastAsia"/>
-            </w:rPr>
-            <w:t>所知，</w:t>
+            <w:t>依據群組圖表所知，</w:t>
           </w:r>
           <w:r>
             <w:rPr>
@@ -3408,36 +3029,8 @@
               <w:sz w:val="16"/>
               <w:szCs w:val="16"/>
             </w:rPr>
-            <w:t>中國移民關聯分析長條圖</w:t>
-          </w:r>
-          <w:proofErr w:type="gramStart"/>
-          <w:r>
-            <w:rPr>
-              <w:rFonts w:eastAsia="標楷體" w:hint="eastAsia"/>
-              <w:sz w:val="16"/>
-              <w:szCs w:val="16"/>
-            </w:rPr>
-            <w:t>（</w:t>
-          </w:r>
-          <w:proofErr w:type="gramEnd"/>
-          <w:r>
-            <w:rPr>
-              <w:rFonts w:eastAsia="標楷體" w:hint="eastAsia"/>
-              <w:sz w:val="16"/>
-              <w:szCs w:val="16"/>
-            </w:rPr>
-            <w:t>資料來源：內政部</w:t>
-          </w:r>
-          <w:proofErr w:type="gramStart"/>
-          <w:r>
-            <w:rPr>
-              <w:rFonts w:eastAsia="標楷體" w:hint="eastAsia"/>
-              <w:sz w:val="16"/>
-              <w:szCs w:val="16"/>
-            </w:rPr>
-            <w:t>）</w:t>
-          </w:r>
-          <w:proofErr w:type="gramEnd"/>
+            <w:t>中國移民關聯分析長條圖（資料來源：內政部）</w:t>
+          </w:r>
         </w:p>
         <w:p>
           <w:pPr>
@@ -3515,87 +3108,43 @@
             <w:rPr>
               <w:rFonts w:eastAsia="標楷體" w:hAnsi="Gungsuh" w:cs="Gungsuh" w:hint="eastAsia"/>
             </w:rPr>
-            <w:t>陳、林、</w:t>
-          </w:r>
-          <w:proofErr w:type="gramStart"/>
+            <w:t>陳、林、蔡</w:t>
+          </w:r>
+          <w:r>
+            <w:rPr>
+              <w:rFonts w:eastAsia="標楷體" w:cs="Gungsuh" w:hint="eastAsia"/>
+            </w:rPr>
+            <w:t>)</w:t>
+          </w:r>
           <w:r>
             <w:rPr>
               <w:rFonts w:eastAsia="標楷體" w:hAnsi="Gungsuh" w:cs="Gungsuh" w:hint="eastAsia"/>
             </w:rPr>
-            <w:t>蔡</w:t>
-          </w:r>
-          <w:proofErr w:type="gramEnd"/>
+            <w:t>的空間呈現強烈的「海洋向南特性」，以台灣南部及廣東沿海及南洋星馬地區為主要移民來源；相反的是，浙江地區</w:t>
+          </w:r>
           <w:r>
             <w:rPr>
               <w:rFonts w:eastAsia="標楷體" w:cs="Gungsuh" w:hint="eastAsia"/>
             </w:rPr>
+            <w:t>(</w:t>
+          </w:r>
+          <w:r>
+            <w:rPr>
+              <w:rFonts w:eastAsia="標楷體" w:hAnsi="Gungsuh" w:cs="Gungsuh" w:hint="eastAsia"/>
+            </w:rPr>
+            <w:t>以沈、董為代表性</w:t>
+          </w:r>
+          <w:r>
+            <w:rPr>
+              <w:rFonts w:eastAsia="標楷體" w:cs="Gungsuh" w:hint="eastAsia"/>
+            </w:rPr>
             <w:t>)</w:t>
           </w:r>
           <w:r>
             <w:rPr>
               <w:rFonts w:eastAsia="標楷體" w:hAnsi="Gungsuh" w:cs="Gungsuh" w:hint="eastAsia"/>
             </w:rPr>
-            <w:t>的空間呈現強烈的「海洋向南特性」，以台灣南部及廣東沿海及南洋星馬地區為主要移民來源；相反的是，浙江地區</w:t>
-          </w:r>
-          <w:r>
-            <w:rPr>
-              <w:rFonts w:eastAsia="標楷體" w:cs="Gungsuh" w:hint="eastAsia"/>
-            </w:rPr>
-            <w:t>(</w:t>
-          </w:r>
-          <w:proofErr w:type="gramStart"/>
-          <w:r>
-            <w:rPr>
-              <w:rFonts w:eastAsia="標楷體" w:hAnsi="Gungsuh" w:cs="Gungsuh" w:hint="eastAsia"/>
-            </w:rPr>
-            <w:t>以沈、董為</w:t>
-          </w:r>
-          <w:proofErr w:type="gramEnd"/>
-          <w:r>
-            <w:rPr>
-              <w:rFonts w:eastAsia="標楷體" w:hAnsi="Gungsuh" w:cs="Gungsuh" w:hint="eastAsia"/>
-            </w:rPr>
-            <w:t>代表性</w:t>
-          </w:r>
-          <w:r>
-            <w:rPr>
-              <w:rFonts w:eastAsia="標楷體" w:cs="Gungsuh" w:hint="eastAsia"/>
-            </w:rPr>
-            <w:t>)</w:t>
-          </w:r>
-          <w:r>
-            <w:rPr>
-              <w:rFonts w:eastAsia="標楷體" w:hAnsi="Gungsuh" w:cs="Gungsuh" w:hint="eastAsia"/>
-            </w:rPr>
-            <w:t>則呈現「經濟南北與商貿依附特性」主要流入江蘇</w:t>
-          </w:r>
-          <w:proofErr w:type="gramStart"/>
-          <w:r>
-            <w:rPr>
-              <w:rFonts w:eastAsia="標楷體" w:hAnsi="Gungsuh" w:cs="Gungsuh" w:hint="eastAsia"/>
-            </w:rPr>
-            <w:t>與這溪地區</w:t>
-          </w:r>
-          <w:proofErr w:type="gramEnd"/>
-          <w:r>
-            <w:rPr>
-              <w:rFonts w:eastAsia="標楷體" w:hAnsi="Gungsuh" w:cs="Gungsuh" w:hint="eastAsia"/>
-            </w:rPr>
-            <w:t>。台灣與廣東審在明清兩代承接閩浙東南沿海移民世界中絕對的主力軍，其承載的移民規模</w:t>
-          </w:r>
-          <w:proofErr w:type="gramStart"/>
-          <w:r>
-            <w:rPr>
-              <w:rFonts w:eastAsia="標楷體" w:hAnsi="Gungsuh" w:cs="Gungsuh" w:hint="eastAsia"/>
-            </w:rPr>
-            <w:t>佔</w:t>
-          </w:r>
-          <w:proofErr w:type="gramEnd"/>
-          <w:r>
-            <w:rPr>
-              <w:rFonts w:eastAsia="標楷體" w:hAnsi="Gungsuh" w:cs="Gungsuh" w:hint="eastAsia"/>
-            </w:rPr>
-            <w:t>了總體外流丁口數的</w:t>
+            <w:t>則呈現「經濟南北與商貿依附特性」主要流入江蘇與這溪地區。台灣與廣東審在明清兩代承接閩浙東南沿海移民世界中絕對的主力軍，其承載的移民規模佔了總體外流丁口數的</w:t>
           </w:r>
           <w:r>
             <w:rPr>
@@ -3905,21 +3454,7 @@
             <w:rPr>
               <w:rFonts w:eastAsia="標楷體" w:hAnsi="Gungsuh" w:cs="Gungsuh" w:hint="eastAsia"/>
             </w:rPr>
-            <w:t>」之內容，宋代以後，中國大陸的經濟核心南移與明清海洋大移民，姓氏結構已經徹底擺脫了中原皇權賦予的「名義排名」，轉為地理</w:t>
-          </w:r>
-          <w:proofErr w:type="gramStart"/>
-          <w:r>
-            <w:rPr>
-              <w:rFonts w:eastAsia="標楷體" w:hAnsi="Gungsuh" w:cs="Gungsuh" w:hint="eastAsia"/>
-            </w:rPr>
-            <w:t>拓墾與人口</w:t>
-          </w:r>
-          <w:proofErr w:type="gramEnd"/>
-          <w:r>
-            <w:rPr>
-              <w:rFonts w:eastAsia="標楷體" w:hAnsi="Gungsuh" w:cs="Gungsuh" w:hint="eastAsia"/>
-            </w:rPr>
-            <w:t>生育率「現代人口事實主導」。</w:t>
+            <w:t>」之內容，宋代以後，中國大陸的經濟核心南移與明清海洋大移民，姓氏結構已經徹底擺脫了中原皇權賦予的「名義排名」，轉為地理拓墾與人口生育率「現代人口事實主導」。</w:t>
           </w:r>
         </w:p>
         <w:p>
@@ -4189,49 +3724,7 @@
             <w:rPr>
               <w:rFonts w:eastAsia="標楷體" w:hAnsi="Gungsuh" w:cs="Gungsuh"/>
             </w:rPr>
-            <w:t>帶顯著加粗，到清朝時期即萎縮；而「鄭」和「</w:t>
-          </w:r>
-          <w:proofErr w:type="gramStart"/>
-          <w:r>
-            <w:rPr>
-              <w:rFonts w:eastAsia="標楷體" w:hAnsi="Gungsuh" w:cs="Gungsuh"/>
-            </w:rPr>
-            <w:t>蔡</w:t>
-          </w:r>
-          <w:proofErr w:type="gramEnd"/>
-          <w:r>
-            <w:rPr>
-              <w:rFonts w:eastAsia="標楷體" w:hAnsi="Gungsuh" w:cs="Gungsuh"/>
-            </w:rPr>
-            <w:t>」</w:t>
-          </w:r>
-          <w:proofErr w:type="gramStart"/>
-          <w:r>
-            <w:rPr>
-              <w:rFonts w:eastAsia="標楷體" w:hAnsi="Gungsuh" w:cs="Gungsuh"/>
-            </w:rPr>
-            <w:t>姓從宋代</w:t>
-          </w:r>
-          <w:proofErr w:type="gramEnd"/>
-          <w:r>
-            <w:rPr>
-              <w:rFonts w:eastAsia="標楷體" w:hAnsi="Gungsuh" w:cs="Gungsuh"/>
-            </w:rPr>
-            <w:t>起始至清代則呈現「絲帶</w:t>
-          </w:r>
-          <w:proofErr w:type="gramStart"/>
-          <w:r>
-            <w:rPr>
-              <w:rFonts w:eastAsia="標楷體" w:hAnsi="Gungsuh" w:cs="Gungsuh"/>
-            </w:rPr>
-            <w:t>由細至粗</w:t>
-          </w:r>
-          <w:proofErr w:type="gramEnd"/>
-          <w:r>
-            <w:rPr>
-              <w:rFonts w:eastAsia="標楷體" w:hAnsi="Gungsuh" w:cs="Gungsuh"/>
-            </w:rPr>
-            <w:t>」的現象，見證了海洋貿易與地方勢力的崛起。</w:t>
+            <w:t>帶顯著加粗，到清朝時期即萎縮；而「鄭」和「蔡」姓從宋代起始至清代則呈現「絲帶由細至粗」的現象，見證了海洋貿易與地方勢力的崛起。</w:t>
           </w:r>
         </w:p>
         <w:p>
@@ -4279,21 +3772,7 @@
             <w:rPr>
               <w:rFonts w:eastAsia="標楷體" w:hAnsi="Gungsuh" w:cs="Gungsuh"/>
             </w:rPr>
-            <w:t>下的「</w:t>
-          </w:r>
-          <w:proofErr w:type="gramStart"/>
-          <w:r>
-            <w:rPr>
-              <w:rFonts w:eastAsia="標楷體" w:hAnsi="Gungsuh" w:cs="Gungsuh"/>
-            </w:rPr>
-            <w:t>土客</w:t>
-          </w:r>
-          <w:proofErr w:type="gramEnd"/>
-          <w:r>
-            <w:rPr>
-              <w:rFonts w:eastAsia="標楷體" w:hAnsi="Gungsuh" w:cs="Gungsuh"/>
-            </w:rPr>
-            <w:t>」隔離分析</w:t>
+            <w:t>下的「土客」隔離分析</w:t>
           </w:r>
         </w:sdtContent>
       </w:sdt>
@@ -4365,21 +3844,7 @@
             <w:rPr>
               <w:rFonts w:eastAsia="標楷體" w:hAnsi="Gungsuh" w:cs="Gungsuh"/>
             </w:rPr>
-            <w:t>與閩浙本地姓氏的強烈對比，數據圖表顯示，外來姓氏在沿海富庶平原的滲透率極低，多被擠壓</w:t>
-          </w:r>
-          <w:proofErr w:type="gramStart"/>
-          <w:r>
-            <w:rPr>
-              <w:rFonts w:eastAsia="標楷體" w:hAnsi="Gungsuh" w:cs="Gungsuh"/>
-            </w:rPr>
-            <w:t>於浙西</w:t>
-          </w:r>
-          <w:proofErr w:type="gramEnd"/>
-          <w:r>
-            <w:rPr>
-              <w:rFonts w:eastAsia="標楷體" w:hAnsi="Gungsuh" w:cs="Gungsuh"/>
-            </w:rPr>
-            <w:t>、閩西山區。證明了本地大姓宗族的「堡壘效應」。</w:t>
+            <w:t>與閩浙本地姓氏的強烈對比，數據圖表顯示，外來姓氏在沿海富庶平原的滲透率極低，多被擠壓於浙西、閩西山區。證明了本地大姓宗族的「堡壘效應」。</w:t>
           </w:r>
         </w:p>
         <w:p>
@@ -4556,25 +4021,7 @@
               <w:sz w:val="16"/>
               <w:szCs w:val="16"/>
             </w:rPr>
-            <w:t>切片器下</w:t>
-          </w:r>
-          <w:proofErr w:type="gramStart"/>
-          <w:r>
-            <w:rPr>
-              <w:rFonts w:eastAsia="標楷體" w:hint="eastAsia"/>
-              <w:sz w:val="16"/>
-              <w:szCs w:val="16"/>
-            </w:rPr>
-            <w:t>的土課隔離</w:t>
-          </w:r>
-          <w:proofErr w:type="gramEnd"/>
-          <w:r>
-            <w:rPr>
-              <w:rFonts w:eastAsia="標楷體" w:hint="eastAsia"/>
-              <w:sz w:val="16"/>
-              <w:szCs w:val="16"/>
-            </w:rPr>
-            <w:t>分析交互參照圖</w:t>
+            <w:t>切片器下的土課隔離分析交互參照圖</w:t>
           </w:r>
         </w:p>
         <w:p>
@@ -4694,35 +4141,7 @@
             <w:rPr>
               <w:rFonts w:eastAsia="標楷體" w:hAnsi="Gungsuh" w:cs="Gungsuh"/>
             </w:rPr>
-            <w:t>明朝的熱力圖深色部分將集中於閩南</w:t>
-          </w:r>
-          <w:proofErr w:type="gramStart"/>
-          <w:r>
-            <w:rPr>
-              <w:rFonts w:eastAsia="標楷體" w:hAnsi="Gungsuh" w:cs="Gungsuh"/>
-            </w:rPr>
-            <w:t>與浙南</w:t>
-          </w:r>
-          <w:proofErr w:type="gramEnd"/>
-          <w:r>
-            <w:rPr>
-              <w:rFonts w:eastAsia="標楷體" w:hAnsi="Gungsuh" w:cs="Gungsuh"/>
-            </w:rPr>
-            <w:t>，直至清朝的道光年間，熱力圖深色部分明顯向台灣海峽對岸以及廣東沿海擴散，顯現了衣冠</w:t>
-          </w:r>
-          <w:proofErr w:type="gramStart"/>
-          <w:r>
-            <w:rPr>
-              <w:rFonts w:eastAsia="標楷體" w:hAnsi="Gungsuh" w:cs="Gungsuh"/>
-            </w:rPr>
-            <w:t>南渡後的</w:t>
-          </w:r>
-          <w:proofErr w:type="gramEnd"/>
-          <w:r>
-            <w:rPr>
-              <w:rFonts w:eastAsia="標楷體" w:hAnsi="Gungsuh" w:cs="Gungsuh"/>
-            </w:rPr>
-            <w:t>兩次大移民。</w:t>
+            <w:t>明朝的熱力圖深色部分將集中於閩南與浙南，直至清朝的道光年間，熱力圖深色部分明顯向台灣海峽對岸以及廣東沿海擴散，顯現了衣冠南渡後的兩次大移民。</w:t>
           </w:r>
         </w:sdtContent>
       </w:sdt>
@@ -4745,47 +4164,11 @@
               <w:rFonts w:eastAsia="標楷體" w:cs="Gungsuh"/>
             </w:rPr>
           </w:pPr>
-          <w:proofErr w:type="gramStart"/>
-          <w:r>
-            <w:rPr>
-              <w:rFonts w:eastAsia="標楷體" w:hAnsi="Gungsuh" w:cs="Gungsuh"/>
-            </w:rPr>
-            <w:t>再者，</w:t>
-          </w:r>
-          <w:proofErr w:type="gramEnd"/>
-          <w:r>
-            <w:rPr>
-              <w:rFonts w:eastAsia="標楷體" w:hAnsi="Gungsuh" w:cs="Gungsuh"/>
-            </w:rPr>
-            <w:t>把地區範圍擴展至「泛太平洋與南洋地區」，並追蹤福建代表姓氏「林」、「鄭」、「</w:t>
-          </w:r>
-          <w:proofErr w:type="gramStart"/>
-          <w:r>
-            <w:rPr>
-              <w:rFonts w:eastAsia="標楷體" w:hAnsi="Gungsuh" w:cs="Gungsuh"/>
-            </w:rPr>
-            <w:t>蔡</w:t>
-          </w:r>
-          <w:proofErr w:type="gramEnd"/>
-          <w:r>
-            <w:rPr>
-              <w:rFonts w:eastAsia="標楷體" w:hAnsi="Gungsuh" w:cs="Gungsuh"/>
-            </w:rPr>
-            <w:t>」和浙江的代表姓氏「沈」、「董」，在中華民國拓墾</w:t>
-          </w:r>
-          <w:proofErr w:type="gramStart"/>
-          <w:r>
-            <w:rPr>
-              <w:rFonts w:eastAsia="標楷體" w:hAnsi="Gungsuh" w:cs="Gungsuh"/>
-            </w:rPr>
-            <w:t>（</w:t>
-          </w:r>
-          <w:proofErr w:type="gramEnd"/>
-          <w:r>
-            <w:rPr>
-              <w:rFonts w:eastAsia="標楷體" w:hAnsi="Gungsuh" w:cs="Gungsuh"/>
-            </w:rPr>
-            <w:t>三山國王信仰、陳</w:t>
+          <w:r>
+            <w:rPr>
+              <w:rFonts w:eastAsia="標楷體" w:hAnsi="Gungsuh" w:cs="Gungsuh"/>
+            </w:rPr>
+            <w:t>再者，把地區範圍擴展至「泛太平洋與南洋地區」，並追蹤福建代表姓氏「林」、「鄭」、「蔡」和浙江的代表姓氏「沈」、「董」，在中華民國拓墾（三山國王信仰、陳</w:t>
           </w:r>
         </w:p>
         <w:p>
@@ -4800,21 +4183,7 @@
             <w:rPr>
               <w:rFonts w:eastAsia="標楷體" w:hAnsi="Gungsuh" w:cs="Gungsuh"/>
             </w:rPr>
-            <w:t>氏宗祠分布狀況</w:t>
-          </w:r>
-          <w:proofErr w:type="gramStart"/>
-          <w:r>
-            <w:rPr>
-              <w:rFonts w:eastAsia="標楷體" w:hAnsi="Gungsuh" w:cs="Gungsuh"/>
-            </w:rPr>
-            <w:t>）</w:t>
-          </w:r>
-          <w:proofErr w:type="gramEnd"/>
-          <w:r>
-            <w:rPr>
-              <w:rFonts w:eastAsia="標楷體" w:hAnsi="Gungsuh" w:cs="Gungsuh"/>
-            </w:rPr>
-            <w:t>及星馬地區（如幫派和同鄉會姓氏結構）</w:t>
+            <w:t>氏宗祠分布狀況）及星馬地區（如幫派和同鄉會姓氏結構）</w:t>
           </w:r>
         </w:p>
         <w:p>
@@ -5060,47 +4429,43 @@
             <w:rPr>
               <w:rFonts w:eastAsia="標楷體" w:hint="eastAsia"/>
             </w:rPr>
-            <w:t>從空間組織型態的百分比堆疊圖觀察到，姓氏結構的在</w:t>
-          </w:r>
-          <w:proofErr w:type="gramStart"/>
+            <w:t>從空間組織型態的百分比堆疊圖觀察到，姓氏結構的在地化載體在地理空間上呈現朗及劃分部，移入台灣北部、中部和南部的福建姓氏，其社會組織權重</w:t>
+          </w:r>
           <w:r>
             <w:rPr>
               <w:rFonts w:eastAsia="標楷體" w:hint="eastAsia"/>
             </w:rPr>
-            <w:t>地化載體</w:t>
-          </w:r>
-          <w:proofErr w:type="gramEnd"/>
+            <w:t>70%</w:t>
+          </w:r>
           <w:r>
             <w:rPr>
               <w:rFonts w:eastAsia="標楷體" w:hint="eastAsia"/>
             </w:rPr>
-            <w:t>在地理空間上呈現朗及劃分部，移入台灣</w:t>
-          </w:r>
-          <w:proofErr w:type="gramStart"/>
+            <w:t>以上集中在「血緣宗祠堡壘</w:t>
+          </w:r>
           <w:r>
             <w:rPr>
               <w:rFonts w:eastAsia="標楷體" w:hint="eastAsia"/>
             </w:rPr>
-            <w:t>北部、中部</w:t>
-          </w:r>
-          <w:proofErr w:type="gramEnd"/>
+            <w:t>(</w:t>
+          </w:r>
           <w:r>
             <w:rPr>
               <w:rFonts w:eastAsia="標楷體" w:hint="eastAsia"/>
             </w:rPr>
-            <w:t>和南部的福建姓氏，其社會組織權重</w:t>
+            <w:t>陳氏、鄭氏</w:t>
           </w:r>
           <w:r>
             <w:rPr>
               <w:rFonts w:eastAsia="標楷體" w:hint="eastAsia"/>
             </w:rPr>
-            <w:t>70%</w:t>
+            <w:t>)</w:t>
           </w:r>
           <w:r>
             <w:rPr>
               <w:rFonts w:eastAsia="標楷體" w:hint="eastAsia"/>
             </w:rPr>
-            <w:t>以上集中在「血緣宗祠堡壘</w:t>
+            <w:t>」與「地緣信仰聚落</w:t>
           </w:r>
           <w:r>
             <w:rPr>
@@ -5112,7 +4477,7 @@
             <w:rPr>
               <w:rFonts w:eastAsia="標楷體" w:hint="eastAsia"/>
             </w:rPr>
-            <w:t>陳氏、鄭氏</w:t>
+            <w:t>三山國王</w:t>
           </w:r>
           <w:r>
             <w:rPr>
@@ -5124,45 +4489,7 @@
             <w:rPr>
               <w:rFonts w:eastAsia="標楷體" w:hint="eastAsia"/>
             </w:rPr>
-            <w:t>」與「地緣信仰聚落</w:t>
-          </w:r>
-          <w:r>
-            <w:rPr>
-              <w:rFonts w:eastAsia="標楷體" w:hint="eastAsia"/>
-            </w:rPr>
-            <w:t>(</w:t>
-          </w:r>
-          <w:r>
-            <w:rPr>
-              <w:rFonts w:eastAsia="標楷體" w:hint="eastAsia"/>
-            </w:rPr>
-            <w:t>三山國王</w:t>
-          </w:r>
-          <w:r>
-            <w:rPr>
-              <w:rFonts w:eastAsia="標楷體" w:hint="eastAsia"/>
-            </w:rPr>
-            <w:t>)</w:t>
-          </w:r>
-          <w:r>
-            <w:rPr>
-              <w:rFonts w:eastAsia="標楷體" w:hint="eastAsia"/>
-            </w:rPr>
-            <w:t>」。這項數據指標雄厚的證明，台灣的拓墾社會是原鄉「</w:t>
-          </w:r>
-          <w:proofErr w:type="gramStart"/>
-          <w:r>
-            <w:rPr>
-              <w:rFonts w:eastAsia="標楷體" w:hint="eastAsia"/>
-            </w:rPr>
-            <w:t>族權與</w:t>
-          </w:r>
-          <w:proofErr w:type="gramEnd"/>
-          <w:r>
-            <w:rPr>
-              <w:rFonts w:eastAsia="標楷體" w:hint="eastAsia"/>
-            </w:rPr>
-            <w:t>神權」的直接性空間複製。然而，當觀察橫條圖至「星馬地區」位置時，長條圖已發生結構劇烈轉型。其中的浙江沈氏與福建蔡氏在新加坡與檳城的組織權重性，轉由「秘密幫派」結社與「商業同鄉會結社」主導。</w:t>
+            <w:t>」。這項數據指標雄厚的證明，台灣的拓墾社會是原鄉「族權與神權」的直接性空間複製。然而，當觀察橫條圖至「星馬地區」位置時，長條圖已發生結構劇烈轉型。其中的浙江沈氏與福建蔡氏在新加坡與檳城的組織權重性，轉由「秘密幫派」結社與「商業同鄉會結社」主導。</w:t>
           </w:r>
         </w:p>
         <w:p>
@@ -5178,21 +4505,7 @@
               <w:rFonts w:eastAsia="標楷體" w:hint="eastAsia"/>
             </w:rPr>
             <w:lastRenderedPageBreak/>
-            <w:t>這種長條圖結構的消長，揭示了東南沿海宗族社會的核心演變規律，在缺乏宗族庇護與面對激烈海洋貿易戰爭的南洋異鄉，傳統常見姓氏成功變身成「在地化轉型」，他們的靈魂從此沒入地下結社與方言群商邦之中，不再只是血緣傳承的象徵，而是升級成為控制碼頭、礦區與商業網路的流動資本。本實驗之百分比長</w:t>
-          </w:r>
-          <w:proofErr w:type="gramStart"/>
-          <w:r>
-            <w:rPr>
-              <w:rFonts w:eastAsia="標楷體" w:hint="eastAsia"/>
-            </w:rPr>
-            <w:t>條群組圖</w:t>
-          </w:r>
-          <w:proofErr w:type="gramEnd"/>
-          <w:r>
-            <w:rPr>
-              <w:rFonts w:eastAsia="標楷體" w:hint="eastAsia"/>
-            </w:rPr>
-            <w:t>與及其結構互相對比，為東南亞華僑社會從「血緣宗法」到「地緣資本」的跨海複製提供了堅實的量化依據。</w:t>
+            <w:t>這種長條圖結構的消長，揭示了東南沿海宗族社會的核心演變規律，在缺乏宗族庇護與面對激烈海洋貿易戰爭的南洋異鄉，傳統常見姓氏成功變身成「在地化轉型」，他們的靈魂從此沒入地下結社與方言群商邦之中，不再只是血緣傳承的象徵，而是升級成為控制碼頭、礦區與商業網路的流動資本。本實驗之百分比長條群組圖與及其結構互相對比，為東南亞華僑社會從「血緣宗法」到「地緣資本」的跨海複製提供了堅實的量化依據。</w:t>
           </w:r>
         </w:p>
       </w:sdtContent>
@@ -5252,21 +4565,7 @@
             <w:rPr>
               <w:rFonts w:eastAsia="標楷體" w:cs="Gungsuh"/>
             </w:rPr>
-            <w:t>八）譜</w:t>
-          </w:r>
-          <w:proofErr w:type="gramStart"/>
-          <w:r>
-            <w:rPr>
-              <w:rFonts w:eastAsia="標楷體" w:cs="Gungsuh"/>
-            </w:rPr>
-            <w:t>牒</w:t>
-          </w:r>
-          <w:proofErr w:type="gramEnd"/>
-          <w:r>
-            <w:rPr>
-              <w:rFonts w:eastAsia="標楷體" w:cs="Gungsuh"/>
-            </w:rPr>
-            <w:t>學與群體遺傳學的跨學門雙向互證</w:t>
+            <w:t>八）譜牒學與群體遺傳學的跨學門雙向互證</w:t>
           </w:r>
         </w:p>
         <w:p>
@@ -5281,21 +4580,7 @@
             <w:rPr>
               <w:rFonts w:eastAsia="標楷體" w:cs="Gungsuh"/>
             </w:rPr>
-            <w:t>本實驗主要根據歷史文獻（如地方志漢族譜）等文化標籤進行大數據統計。但是古代常</w:t>
-          </w:r>
-          <w:proofErr w:type="gramStart"/>
-          <w:r>
-            <w:rPr>
-              <w:rFonts w:eastAsia="標楷體" w:cs="Gungsuh"/>
-            </w:rPr>
-            <w:t>有冒宗和</w:t>
-          </w:r>
-          <w:proofErr w:type="gramEnd"/>
-          <w:r>
-            <w:rPr>
-              <w:rFonts w:eastAsia="標楷體" w:cs="Gungsuh"/>
-            </w:rPr>
-            <w:t>歸宗（也就是小姓改大姓）的現象。並使用遺傳學的「生物標籤」檢驗</w:t>
+            <w:t>本實驗主要根據歷史文獻（如地方志漢族譜）等文化標籤進行大數據統計。但是古代常有冒宗和歸宗（也就是小姓改大姓）的現象。並使用遺傳學的「生物標籤」檢驗</w:t>
           </w:r>
           <w:r>
             <w:rPr>
@@ -5509,19 +4794,11 @@
           <w:rFonts w:eastAsia="標楷體"/>
         </w:rPr>
       </w:pPr>
-      <w:proofErr w:type="gramStart"/>
       <w:r>
         <w:rPr>
           <w:rFonts w:eastAsia="標楷體" w:hint="eastAsia"/>
         </w:rPr>
-        <w:t>明清閩浙</w:t>
-      </w:r>
-      <w:proofErr w:type="gramEnd"/>
-      <w:r>
-        <w:rPr>
-          <w:rFonts w:eastAsia="標楷體" w:hint="eastAsia"/>
-        </w:rPr>
-        <w:t>大型姓氏的穩定程度在遺傳層面出現了分化現象，若點擊上圖左方之百分比長條圖中林的位置，</w:t>
+        <w:t>明清閩浙大型姓氏的穩定程度在遺傳層面出現了分化現象，若點擊上圖左方之百分比長條圖中林的位置，</w:t>
       </w:r>
       <w:proofErr w:type="spellStart"/>
       <w:r>
@@ -5547,21 +4824,7 @@
         <w:rPr>
           <w:rFonts w:eastAsia="標楷體" w:hint="eastAsia"/>
         </w:rPr>
-        <w:t>，</w:t>
-      </w:r>
-      <w:proofErr w:type="gramStart"/>
-      <w:r>
-        <w:rPr>
-          <w:rFonts w:eastAsia="標楷體" w:hint="eastAsia"/>
-        </w:rPr>
-        <w:t>主單倍型</w:t>
-      </w:r>
-      <w:proofErr w:type="gramEnd"/>
-      <w:r>
-        <w:rPr>
-          <w:rFonts w:eastAsia="標楷體" w:hint="eastAsia"/>
-        </w:rPr>
-        <w:t>占比高達</w:t>
+        <w:t>，主單倍型占比高達</w:t>
       </w:r>
       <w:r>
         <w:rPr>
@@ -5573,21 +4836,7 @@
         <w:rPr>
           <w:rFonts w:eastAsia="標楷體" w:hint="eastAsia"/>
         </w:rPr>
-        <w:t>；相反的是，嘉興王氏與杭州趙氏</w:t>
-      </w:r>
-      <w:proofErr w:type="gramStart"/>
-      <w:r>
-        <w:rPr>
-          <w:rFonts w:eastAsia="標楷體" w:hint="eastAsia"/>
-        </w:rPr>
-        <w:t>的雜和單倍</w:t>
-      </w:r>
-      <w:proofErr w:type="gramEnd"/>
-      <w:r>
-        <w:rPr>
-          <w:rFonts w:eastAsia="標楷體" w:hint="eastAsia"/>
-        </w:rPr>
-        <w:t>行總站比（深藍色部分）分別高達</w:t>
+        <w:t>；相反的是，嘉興王氏與杭州趙氏的雜和單倍行總站比（深藍色部分）分別高達</w:t>
       </w:r>
       <w:r>
         <w:rPr>
@@ -5617,49 +4866,7 @@
         <w:rPr>
           <w:rFonts w:eastAsia="標楷體" w:hint="eastAsia"/>
         </w:rPr>
-        <w:t>在右方的散佈圖中，這類姓氏顯著位移至「高記載、低純粹」的政治與社會擬製象限。上圖中的數據直接反映出歷史學視角下的「大姓</w:t>
-      </w:r>
-      <w:proofErr w:type="gramStart"/>
-      <w:r>
-        <w:rPr>
-          <w:rFonts w:eastAsia="標楷體" w:hint="eastAsia"/>
-        </w:rPr>
-        <w:t>吃小姓</w:t>
-      </w:r>
-      <w:proofErr w:type="gramEnd"/>
-      <w:r>
-        <w:rPr>
-          <w:rFonts w:eastAsia="標楷體" w:hint="eastAsia"/>
-        </w:rPr>
-        <w:t>」的理論，在東南沿岸的大量生存競爭中，大量外來移民、棚民甚至是罕見姓氏人士，透過向地方平原大姓「歸</w:t>
-      </w:r>
-      <w:proofErr w:type="gramStart"/>
-      <w:r>
-        <w:rPr>
-          <w:rFonts w:eastAsia="標楷體" w:hint="eastAsia"/>
-        </w:rPr>
-        <w:t>宗聯宗</w:t>
-      </w:r>
-      <w:proofErr w:type="gramEnd"/>
-      <w:r>
-        <w:rPr>
-          <w:rFonts w:eastAsia="標楷體" w:hint="eastAsia"/>
-        </w:rPr>
-        <w:t>」來獲取制度性的庇護。總結敘述，本論文所記載之</w:t>
-      </w:r>
-      <w:proofErr w:type="gramStart"/>
-      <w:r>
-        <w:rPr>
-          <w:rFonts w:eastAsia="標楷體" w:hint="eastAsia"/>
-        </w:rPr>
-        <w:t>明清閩浙</w:t>
-      </w:r>
-      <w:proofErr w:type="gramEnd"/>
-      <w:r>
-        <w:rPr>
-          <w:rFonts w:eastAsia="標楷體" w:hint="eastAsia"/>
-        </w:rPr>
-        <w:t>姓氏之穩定程度，約有</w:t>
+        <w:t>在右方的散佈圖中，這類姓氏顯著位移至「高記載、低純粹」的政治與社會擬製象限。上圖中的數據直接反映出歷史學視角下的「大姓吃小姓」的理論，在東南沿岸的大量生存競爭中，大量外來移民、棚民甚至是罕見姓氏人士，透過向地方平原大姓「歸宗聯宗」來獲取制度性的庇護。總結敘述，本論文所記載之明清閩浙姓氏之穩定程度，約有</w:t>
       </w:r>
       <w:r>
         <w:rPr>
@@ -5814,21 +5021,7 @@
             <w:rPr>
               <w:rFonts w:eastAsia="標楷體" w:cs="Gungsuh"/>
             </w:rPr>
-            <w:t>的交互參照功能，沿海平原和</w:t>
-          </w:r>
-          <w:proofErr w:type="gramStart"/>
-          <w:r>
-            <w:rPr>
-              <w:rFonts w:eastAsia="標楷體" w:cs="Gungsuh"/>
-            </w:rPr>
-            <w:t>閩浙</w:t>
-          </w:r>
-          <w:proofErr w:type="gramEnd"/>
-          <w:r>
-            <w:rPr>
-              <w:rFonts w:eastAsia="標楷體" w:cs="Gungsuh"/>
-            </w:rPr>
-            <w:t>山區，呈現近乎完美的地緣隔離，在「實驗與呈現」單元裡，</w:t>
+            <w:t>的交互參照功能，沿海平原和閩浙山區，呈現近乎完美的地緣隔離，在「實驗與呈現」單元裡，</w:t>
           </w:r>
           <w:r>
             <w:rPr>
@@ -5840,49 +5033,7 @@
             <w:rPr>
               <w:rFonts w:eastAsia="標楷體" w:cs="Gungsuh"/>
             </w:rPr>
-            <w:t>堆疊長條圖與環狀圖、</w:t>
-          </w:r>
-          <w:proofErr w:type="gramStart"/>
-          <w:r>
-            <w:rPr>
-              <w:rFonts w:eastAsia="標楷體" w:cs="Gungsuh"/>
-            </w:rPr>
-            <w:t>摺</w:t>
-          </w:r>
-          <w:proofErr w:type="gramEnd"/>
-          <w:r>
-            <w:rPr>
-              <w:rFonts w:eastAsia="標楷體" w:cs="Gungsuh"/>
-            </w:rPr>
-            <w:t>線圖見證</w:t>
-          </w:r>
-          <w:proofErr w:type="gramStart"/>
-          <w:r>
-            <w:rPr>
-              <w:rFonts w:eastAsia="標楷體" w:cs="Gungsuh"/>
-            </w:rPr>
-            <w:t>出外來棚民</w:t>
-          </w:r>
-          <w:proofErr w:type="gramEnd"/>
-          <w:r>
-            <w:rPr>
-              <w:rFonts w:eastAsia="標楷體" w:cs="Gungsuh"/>
-            </w:rPr>
-            <w:t>和客家姓氏（雷、藍、</w:t>
-          </w:r>
-          <w:proofErr w:type="gramStart"/>
-          <w:r>
-            <w:rPr>
-              <w:rFonts w:eastAsia="標楷體" w:cs="Gungsuh"/>
-            </w:rPr>
-            <w:t>鍾</w:t>
-          </w:r>
-          <w:proofErr w:type="gramEnd"/>
-          <w:r>
-            <w:rPr>
-              <w:rFonts w:eastAsia="標楷體" w:cs="Gungsuh"/>
-            </w:rPr>
-            <w:t>）歷經數百年的人口演變歷史，始終無法實質滲透東南亞核心平原。這種地原空間的極端排他性，正是中國大規模姓氏採用宗祠、祭祀公業所建立起宗族堡壘效應在數位人文數據上的臉。</w:t>
+            <w:t>堆疊長條圖與環狀圖、摺線圖見證出外來棚民和客家姓氏（雷、藍、鍾）歷經數百年的人口演變歷史，始終無法實質滲透東南亞核心平原。這種地原空間的極端排他性，正是中國大規模姓氏採用宗祠、祭祀公業所建立起宗族堡壘效應在數位人文數據上的臉。</w:t>
           </w:r>
         </w:sdtContent>
       </w:sdt>
@@ -5974,49 +5125,7 @@
             <w:rPr>
               <w:rFonts w:eastAsia="標楷體" w:cs="Gungsuh"/>
             </w:rPr>
-            <w:t>年。在未來的資訊時代裡，可引入人工智慧機器學習演算法，把哈佛大學的「中國歷代人物傳奇資料庫」和</w:t>
-          </w:r>
-          <w:proofErr w:type="gramStart"/>
-          <w:r>
-            <w:rPr>
-              <w:rFonts w:eastAsia="標楷體" w:cs="Gungsuh"/>
-            </w:rPr>
-            <w:t>閩浙</w:t>
-          </w:r>
-          <w:proofErr w:type="gramEnd"/>
-          <w:r>
-            <w:rPr>
-              <w:rFonts w:eastAsia="標楷體" w:cs="Gungsuh"/>
-            </w:rPr>
-            <w:t>「地方志」做更精進的機器學習。透過明清官員的姻親關係、師生網路與姓氏進行</w:t>
-          </w:r>
-          <w:proofErr w:type="gramStart"/>
-          <w:r>
-            <w:rPr>
-              <w:rFonts w:eastAsia="標楷體" w:cs="Gungsuh"/>
-            </w:rPr>
-            <w:t>關聯式建模</w:t>
-          </w:r>
-          <w:proofErr w:type="gramEnd"/>
-          <w:r>
-            <w:rPr>
-              <w:rFonts w:eastAsia="標楷體" w:cs="Gungsuh"/>
-            </w:rPr>
-            <w:t>。預測在特定的經濟及政治動</w:t>
-          </w:r>
-          <w:proofErr w:type="gramStart"/>
-          <w:r>
-            <w:rPr>
-              <w:rFonts w:eastAsia="標楷體" w:cs="Gungsuh"/>
-            </w:rPr>
-            <w:t>盪</w:t>
-          </w:r>
-          <w:proofErr w:type="gramEnd"/>
-          <w:r>
-            <w:rPr>
-              <w:rFonts w:eastAsia="標楷體" w:cs="Gungsuh"/>
-            </w:rPr>
-            <w:t>下，哪些「小人國」姓氏最容易依附常見姓氏進行移民遷徙，進一步把中國大姓的人口變化做為「社會結構演變」的臆測理論。</w:t>
+            <w:t>年。在未來的資訊時代裡，可引入人工智慧機器學習演算法，把哈佛大學的「中國歷代人物傳奇資料庫」和閩浙「地方志」做更精進的機器學習。透過明清官員的姻親關係、師生網路與姓氏進行關聯式建模。預測在特定的經濟及政治動盪下，哪些「小人國」姓氏最容易依附常見姓氏進行移民遷徙，進一步把中國大姓的人口變化做為「社會結構演變」的臆測理論。</w:t>
           </w:r>
         </w:sdtContent>
       </w:sdt>
@@ -6050,21 +5159,7 @@
             <w:rPr>
               <w:rFonts w:eastAsia="標楷體" w:cs="Gungsuh"/>
             </w:rPr>
-            <w:t>上述所及之「</w:t>
-          </w:r>
-          <w:proofErr w:type="gramStart"/>
-          <w:r>
-            <w:rPr>
-              <w:rFonts w:eastAsia="標楷體" w:cs="Gungsuh"/>
-            </w:rPr>
-            <w:t>遺傳學互證</w:t>
-          </w:r>
-          <w:proofErr w:type="gramEnd"/>
-          <w:r>
-            <w:rPr>
-              <w:rFonts w:eastAsia="標楷體" w:cs="Gungsuh"/>
-            </w:rPr>
-            <w:t>」、「海洋移民空間再造」、「以及機器學習網路分析」，將成為數位人文在姓氏學、移民學、歷史學的下一個參考試金石，也是本研究值得未來相關學者進行知識深挖的沃土！</w:t>
+            <w:t>上述所及之「遺傳學互證」、「海洋移民空間再造」、「以及機器學習網路分析」，將成為數位人文在姓氏學、移民學、歷史學的下一個參考試金石，也是本研究值得未來相關學者進行知識深挖的沃土！</w:t>
           </w:r>
         </w:sdtContent>
       </w:sdt>
@@ -7067,7 +6162,7 @@
     <w:lsdException w:name="Table Web 2" w:semiHidden="1" w:unhideWhenUsed="1"/>
     <w:lsdException w:name="Table Web 3" w:semiHidden="1" w:unhideWhenUsed="1"/>
     <w:lsdException w:name="Balloon Text" w:semiHidden="1" w:unhideWhenUsed="1"/>
-    <w:lsdException w:name="Table Grid" w:semiHidden="1" w:uiPriority="59" w:unhideWhenUsed="1"/>
+    <w:lsdException w:name="Table Grid" w:uiPriority="59"/>
     <w:lsdException w:name="Table Theme" w:semiHidden="1" w:unhideWhenUsed="1"/>
     <w:lsdException w:name="Placeholder Text" w:semiHidden="1"/>
     <w:lsdException w:name="No Spacing" w:uiPriority="1" w:qFormat="1"/>
@@ -7890,28 +6985,28 @@
 </file>
 
 <file path=customXml/item1.xml><?xml version="1.0" encoding="utf-8"?>
-<b:Sources xmlns:b="http://schemas.openxmlformats.org/officeDocument/2006/bibliography" xmlns="http://schemas.openxmlformats.org/officeDocument/2006/bibliography" SelectedStyle="\APA.XSL" StyleName="APA"/>
-</file>
-
-<file path=customXml/item2.xml><?xml version="1.0" encoding="utf-8"?>
 <go:gDocsCustomXmlDataStorage xmlns:go="http://customooxmlschemas.google.com/" xmlns:r="http://schemas.openxmlformats.org/officeDocument/2006/relationships" uri="GoogleDocsCustomDataVersion2">
   <go:docsCustomData xmlns:go="http://customooxmlschemas.google.com/" roundtripDataSignature="AMtx7mhv4JWOly7K6ZPqTklmqsap+nURMA==">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</go:docsCustomData>
 </go:gDocsCustomXmlDataStorage>
 </file>
 
-<file path=customXml/itemProps1.xml><?xml version="1.0" encoding="utf-8"?>
-<ds:datastoreItem xmlns:ds="http://schemas.openxmlformats.org/officeDocument/2006/customXml" ds:itemID="{AEBE9E7E-DFB7-4056-B6C5-0E22E0DF2B13}">
-  <ds:schemaRefs>
-    <ds:schemaRef ds:uri="http://schemas.openxmlformats.org/officeDocument/2006/bibliography"/>
-  </ds:schemaRefs>
-</ds:datastoreItem>
+<file path=customXml/item2.xml><?xml version="1.0" encoding="utf-8"?>
+<b:Sources xmlns:b="http://schemas.openxmlformats.org/officeDocument/2006/bibliography" xmlns="http://schemas.openxmlformats.org/officeDocument/2006/bibliography" SelectedStyle="\APA.XSL" StyleName="APA"/>
 </file>
 
-<file path=customXml/itemProps2.xml><?xml version="1.0" encoding="utf-8"?>
+<file path=customXml/itemProps1.xml><?xml version="1.0" encoding="utf-8"?>
 <ds:datastoreItem xmlns:ds="http://schemas.openxmlformats.org/officeDocument/2006/customXml" ds:itemID="{11111111-1234-1234-1234-123412341234}">
   <ds:schemaRefs>
     <ds:schemaRef ds:uri="http://customooxmlschemas.google.com/"/>
     <ds:schemaRef ds:uri="http://schemas.openxmlformats.org/officeDocument/2006/relationships"/>
   </ds:schemaRefs>
 </ds:datastoreItem>
+</file>
+
+<file path=customXml/itemProps2.xml><?xml version="1.0" encoding="utf-8"?>
+<ds:datastoreItem xmlns:ds="http://schemas.openxmlformats.org/officeDocument/2006/customXml" ds:itemID="{AEBE9E7E-DFB7-4056-B6C5-0E22E0DF2B13}">
+  <ds:schemaRefs>
+    <ds:schemaRef ds:uri="http://schemas.openxmlformats.org/officeDocument/2006/bibliography"/>
+  </ds:schemaRefs>
+</ds:datastoreItem>
 </file>